--- a/AI/RAG/NoCost_RAG/Prerequisites.docx
+++ b/AI/RAG/NoCost_RAG/Prerequisites.docx
@@ -7,6 +7,52 @@
         <w:pStyle w:val="Heading2"/>
       </w:pPr>
       <w:r>
+        <w:t>Summary</w:t>
+      </w:r>
+    </w:p>
+    <w:p>
+      <w:r>
+        <w:t>A lightweight, local</w:t>
+      </w:r>
+      <w:r>
+        <w:noBreakHyphen/>
+        <w:t xml:space="preserve">only RAG pipeline in Python—running in </w:t>
+      </w:r>
+      <w:proofErr w:type="spellStart"/>
+      <w:r>
+        <w:t>Jup</w:t>
+      </w:r>
+      <w:r>
+        <w:t>y</w:t>
+      </w:r>
+      <w:r>
+        <w:t>ter</w:t>
+      </w:r>
+      <w:proofErr w:type="spellEnd"/>
+      <w:r>
+        <w:t xml:space="preserve"> Notebook, storing embeddings in </w:t>
+      </w:r>
+      <w:r>
+        <w:t>Chroma DB</w:t>
+      </w:r>
+      <w:r>
+        <w:t>, and generating answers with Llama</w:t>
+      </w:r>
+      <w:r>
+        <w:rPr>
+          <w:rFonts w:ascii="Arial" w:hAnsi="Arial" w:cs="Arial"/>
+        </w:rPr>
+        <w:t> </w:t>
+      </w:r>
+      <w:r>
+        <w:t>3 via Ollama, all without external APIs.</w:t>
+      </w:r>
+    </w:p>
+    <w:p>
+      <w:pPr>
+        <w:pStyle w:val="Heading2"/>
+      </w:pPr>
+      <w:r>
         <w:t>Prerequisites</w:t>
       </w:r>
     </w:p>
@@ -30,8 +76,19 @@
           <w:numId w:val="1"/>
         </w:numPr>
       </w:pPr>
-      <w:r>
-        <w:t>Jupiter notebook extension in VS code.</w:t>
+      <w:proofErr w:type="spellStart"/>
+      <w:r>
+        <w:t>Jup</w:t>
+      </w:r>
+      <w:r>
+        <w:t>y</w:t>
+      </w:r>
+      <w:r>
+        <w:t>ter</w:t>
+      </w:r>
+      <w:proofErr w:type="spellEnd"/>
+      <w:r>
+        <w:t xml:space="preserve"> notebook extension in VS code.</w:t>
       </w:r>
     </w:p>
     <w:p>
